--- a/media/F2111/output_dir/技术依据文件.docx
+++ b/media/F2111/output_dir/技术依据文件.docx
@@ -1,11 +1,10 @@
 
 <file path=word/document.xml><?xml version="1.0" encoding="utf-8"?>
-<w:document xmlns:wpc="http://schemas.microsoft.com/office/word/2010/wordprocessingCanvas" xmlns:cx="http://schemas.microsoft.com/office/drawing/2014/chartex" xmlns:cx1="http://schemas.microsoft.com/office/drawing/2015/9/8/chartex" xmlns:cx2="http://schemas.microsoft.com/office/drawing/2015/10/21/chartex" xmlns:cx3="http://schemas.microsoft.com/office/drawing/2016/5/9/chartex" xmlns:cx4="http://schemas.microsoft.com/office/drawing/2016/5/10/chartex" xmlns:cx5="http://schemas.microsoft.com/office/drawing/2016/5/11/chartex" xmlns:cx6="http://schemas.microsoft.com/office/drawing/2016/5/12/chartex" xmlns:cx7="http://schemas.microsoft.com/office/drawing/2016/5/13/chartex" xmlns:cx8="http://schemas.microsoft.com/office/drawing/2016/5/14/chartex" xmlns:mc="http://schemas.openxmlformats.org/markup-compatibility/2006" xmlns:aink="http://schemas.microsoft.com/office/drawing/2016/ink" xmlns:am3d="http://schemas.microsoft.com/office/drawing/2017/model3d" xmlns:o="urn:schemas-microsoft-com:office:office" xmlns:oel="http://schemas.microsoft.com/office/2019/extlst" xmlns:r="http://schemas.openxmlformats.org/officeDocument/2006/relationships" xmlns:m="http://schemas.openxmlformats.org/officeDocument/2006/math" xmlns:v="urn:schemas-microsoft-com:vml" xmlns:wp14="http://schemas.microsoft.com/office/word/2010/wordprocessingDrawing" xmlns:wp="http://schemas.openxmlformats.org/drawingml/2006/wordprocessingDrawing" xmlns:w10="urn:schemas-microsoft-com:office:word" xmlns:w="http://schemas.openxmlformats.org/wordprocessingml/2006/main" xmlns:w14="http://schemas.microsoft.com/office/word/2010/wordml" xmlns:w15="http://schemas.microsoft.com/office/word/2012/wordml" xmlns:w16cex="http://schemas.microsoft.com/office/word/2018/wordml/cex" xmlns:w16cid="http://schemas.microsoft.com/office/word/2016/wordml/cid" xmlns:w16="http://schemas.microsoft.com/office/word/2018/wordml" xmlns:w16sdtdh="http://schemas.microsoft.com/office/word/2020/wordml/sdtdatahash" xmlns:w16se="http://schemas.microsoft.com/office/word/2015/wordml/symex" xmlns:wpg="http://schemas.microsoft.com/office/word/2010/wordprocessingGroup" xmlns:wpi="http://schemas.microsoft.com/office/word/2010/wordprocessingInk" xmlns:wne="http://schemas.microsoft.com/office/word/2006/wordml" xmlns:wps="http://schemas.microsoft.com/office/word/2010/wordprocessingShape" mc:Ignorable="w14 w15 w16se w16cid w16 w16cex w16sdtdh wp14">
+<w:document xmlns:wpc="http://schemas.microsoft.com/office/word/2010/wordprocessingCanvas" xmlns:cx="http://schemas.microsoft.com/office/drawing/2014/chartex" xmlns:cx1="http://schemas.microsoft.com/office/drawing/2015/9/8/chartex" xmlns:cx2="http://schemas.microsoft.com/office/drawing/2015/10/21/chartex" xmlns:cx3="http://schemas.microsoft.com/office/drawing/2016/5/9/chartex" xmlns:cx4="http://schemas.microsoft.com/office/drawing/2016/5/10/chartex" xmlns:cx5="http://schemas.microsoft.com/office/drawing/2016/5/11/chartex" xmlns:cx6="http://schemas.microsoft.com/office/drawing/2016/5/12/chartex" xmlns:cx7="http://schemas.microsoft.com/office/drawing/2016/5/13/chartex" xmlns:cx8="http://schemas.microsoft.com/office/drawing/2016/5/14/chartex" xmlns:mc="http://schemas.openxmlformats.org/markup-compatibility/2006" xmlns:aink="http://schemas.microsoft.com/office/drawing/2016/ink" xmlns:am3d="http://schemas.microsoft.com/office/drawing/2017/model3d" xmlns:o="urn:schemas-microsoft-com:office:office" xmlns:oel="http://schemas.microsoft.com/office/2019/extlst" xmlns:r="http://schemas.openxmlformats.org/officeDocument/2006/relationships" xmlns:m="http://schemas.openxmlformats.org/officeDocument/2006/math" xmlns:v="urn:schemas-microsoft-com:vml" xmlns:wp14="http://schemas.microsoft.com/office/word/2010/wordprocessingDrawing" xmlns:wp="http://schemas.openxmlformats.org/drawingml/2006/wordprocessingDrawing" xmlns:w10="urn:schemas-microsoft-com:office:word" xmlns:w="http://schemas.openxmlformats.org/wordprocessingml/2006/main" xmlns:w14="http://schemas.microsoft.com/office/word/2010/wordml" xmlns:w15="http://schemas.microsoft.com/office/word/2012/wordml" xmlns:w16cex="http://schemas.microsoft.com/office/word/2018/wordml/cex" xmlns:w16cid="http://schemas.microsoft.com/office/word/2016/wordml/cid" xmlns:w16="http://schemas.microsoft.com/office/word/2018/wordml" xmlns:w16du="http://schemas.microsoft.com/office/word/2023/wordml/word16du" xmlns:w16sdtdh="http://schemas.microsoft.com/office/word/2020/wordml/sdtdatahash" xmlns:w16sdtfl="http://schemas.microsoft.com/office/word/2024/wordml/sdtformatlock" xmlns:w16se="http://schemas.microsoft.com/office/word/2015/wordml/symex" xmlns:wpg="http://schemas.microsoft.com/office/word/2010/wordprocessingGroup" xmlns:wpi="http://schemas.microsoft.com/office/word/2010/wordprocessingInk" xmlns:wne="http://schemas.microsoft.com/office/word/2006/wordml" xmlns:wps="http://schemas.microsoft.com/office/word/2010/wordprocessingShape" mc:Ignorable="w14 w15 w16se w16cid w16 w16cex w16sdtdh w16sdtfl w16du wp14">
   <w:body>
-    <w:p/>
     <w:p>
       <w:pPr>
-        <w:pStyle w:val="30"/>
+        <w:pStyle w:val="4"/>
         <w:rPr>
           <w:sz w:val="24"/>
           <w:szCs w:val="24"/>
@@ -13,16 +12,160 @@
       </w:pPr>
       <w:r>
         <w:rPr>
+          <w:rFonts w:hint="eastAsia"/>
           <w:sz w:val="24"/>
           <w:szCs w:val="24"/>
         </w:rPr>
-        <w:t>技术类引用文档</w:t>
+        <w:t>被测软件文档</w:t>
+      </w:r>
+    </w:p>
+    <w:p>
+      <w:pPr>
+        <w:pStyle w:val="RC"/>
+        <w:adjustRightInd w:val="0"/>
+        <w:rPr>
+          <w:rFonts w:cs="Times New Roman"/>
+        </w:rPr>
+      </w:pPr>
+      <w:r>
+        <w:rPr>
+          <w:rFonts w:cs="Times New Roman"/>
+        </w:rPr>
+        <w:t>测评工作依据的被测软件文档见</w:t>
+      </w:r>
+      <w:r>
+        <w:rPr>
+          <w:rFonts w:cs="Times New Roman" w:hint="eastAsia"/>
+        </w:rPr>
+        <w:t>下表</w:t>
+      </w:r>
+      <w:r>
+        <w:rPr>
+          <w:rFonts w:cs="Times New Roman"/>
+        </w:rPr>
+        <w:t>。</w:t>
+      </w:r>
+    </w:p>
+    <w:p>
+      <w:pPr>
+        <w:spacing w:line="360" w:lineRule="auto"/>
+        <w:jc w:val="center"/>
+        <w:rPr>
+          <w:rFonts w:eastAsia="黑体"/>
+          <w:szCs w:val="21"/>
+        </w:rPr>
+      </w:pPr>
+      <w:r>
+        <w:rPr>
+          <w:rFonts w:eastAsia="黑体"/>
+          <w:szCs w:val="21"/>
+        </w:rPr>
+        <w:t>表</w:t>
+      </w:r>
+      <w:r>
+        <w:rPr>
+          <w:rFonts w:eastAsia="黑体"/>
+          <w:szCs w:val="21"/>
+        </w:rPr>
+        <w:fldChar w:fldCharType="begin"/>
+      </w:r>
+      <w:r>
+        <w:rPr>
+          <w:rFonts w:eastAsia="黑体"/>
+          <w:szCs w:val="21"/>
+        </w:rPr>
+        <w:instrText xml:space="preserve"> STYLEREF 1 \s </w:instrText>
+      </w:r>
+      <w:r>
+        <w:rPr>
+          <w:rFonts w:eastAsia="黑体"/>
+          <w:szCs w:val="21"/>
+        </w:rPr>
+        <w:fldChar w:fldCharType="separate"/>
+      </w:r>
+      <w:r>
+        <w:rPr>
+          <w:rFonts w:eastAsia="黑体"/>
+          <w:noProof/>
+          <w:szCs w:val="21"/>
+        </w:rPr>
+        <w:t>1</w:t>
+      </w:r>
+      <w:r>
+        <w:rPr>
+          <w:rFonts w:eastAsia="黑体"/>
+          <w:szCs w:val="21"/>
+        </w:rPr>
+        <w:fldChar w:fldCharType="end"/>
+      </w:r>
+      <w:r>
+        <w:rPr>
+          <w:rFonts w:eastAsia="黑体"/>
+          <w:szCs w:val="21"/>
+        </w:rPr>
+        <w:noBreakHyphen/>
+      </w:r>
+      <w:r>
+        <w:rPr>
+          <w:rFonts w:eastAsia="黑体"/>
+          <w:szCs w:val="21"/>
+        </w:rPr>
+        <w:fldChar w:fldCharType="begin"/>
+      </w:r>
+      <w:r>
+        <w:rPr>
+          <w:rFonts w:eastAsia="黑体"/>
+          <w:szCs w:val="21"/>
+        </w:rPr>
+        <w:instrText xml:space="preserve"> SEQ </w:instrText>
+      </w:r>
+      <w:r>
+        <w:rPr>
+          <w:rFonts w:eastAsia="黑体"/>
+          <w:szCs w:val="21"/>
+        </w:rPr>
+        <w:instrText>表</w:instrText>
+      </w:r>
+      <w:r>
+        <w:rPr>
+          <w:rFonts w:eastAsia="黑体"/>
+          <w:szCs w:val="21"/>
+        </w:rPr>
+        <w:instrText xml:space="preserve"> \* ARABIC \s 1 </w:instrText>
+      </w:r>
+      <w:r>
+        <w:rPr>
+          <w:rFonts w:eastAsia="黑体"/>
+          <w:szCs w:val="21"/>
+        </w:rPr>
+        <w:fldChar w:fldCharType="separate"/>
+      </w:r>
+      <w:r>
+        <w:rPr>
+          <w:rFonts w:eastAsia="黑体"/>
+          <w:noProof/>
+          <w:szCs w:val="21"/>
+        </w:rPr>
+        <w:t>3</w:t>
+      </w:r>
+      <w:r>
+        <w:rPr>
+          <w:rFonts w:eastAsia="黑体"/>
+          <w:szCs w:val="21"/>
+        </w:rPr>
+        <w:fldChar w:fldCharType="end"/>
+      </w:r>
+      <w:r>
+        <w:rPr>
+          <w:rFonts w:eastAsia="黑体" w:hint="eastAsia"/>
+          <w:szCs w:val="21"/>
+        </w:rPr>
+        <w:t>依据的被测软件文档</w:t>
       </w:r>
     </w:p>
     <w:tbl>
       <w:tblPr>
-        <w:tblStyle w:val="afd"/>
-        <w:tblW w:w="5000" w:type="pct"/>
+        <w:tblW w:w="0" w:type="auto"/>
         <w:tblBorders>
           <w:top w:val="single" w:sz="12" w:space="0" w:color="auto"/>
           <w:left w:val="single" w:sz="12" w:space="0" w:color="auto"/>
@@ -32,39 +175,38 @@
           <w:insideV w:val="single" w:sz="6" w:space="0" w:color="auto"/>
         </w:tblBorders>
         <w:tblLayout w:type="fixed"/>
-        <w:tblCellMar>
-          <w:top w:w="57" w:type="dxa"/>
-          <w:bottom w:w="57" w:type="dxa"/>
-        </w:tblCellMar>
-        <w:tblLook w:val="04A0" w:firstRow="1" w:lastRow="0" w:firstColumn="1" w:lastColumn="0" w:noHBand="0" w:noVBand="1"/>
+        <w:tblLook w:val="0000" w:firstRow="0" w:lastRow="0" w:firstColumn="0" w:lastColumn="0" w:noHBand="0" w:noVBand="0"/>
       </w:tblPr>
       <w:tblGrid>
-        <w:gridCol w:w="694"/>
-        <w:gridCol w:w="2692"/>
-        <w:gridCol w:w="2707"/>
-        <w:gridCol w:w="1332"/>
-        <w:gridCol w:w="1615"/>
+        <w:gridCol w:w="428"/>
+        <w:gridCol w:w="2534"/>
+        <w:gridCol w:w="2410"/>
+        <w:gridCol w:w="1984"/>
+        <w:gridCol w:w="1684"/>
       </w:tblGrid>
       <w:tr>
         <w:trPr>
-          <w:cnfStyle w:val="100000000000" w:firstRow="1" w:lastRow="0" w:firstColumn="0" w:lastColumn="0" w:oddVBand="0" w:evenVBand="0" w:oddHBand="0" w:evenHBand="0" w:firstRowFirstColumn="0" w:firstRowLastColumn="0" w:lastRowFirstColumn="0" w:lastRowLastColumn="0"/>
+          <w:trHeight w:val="340"/>
         </w:trPr>
         <w:tc>
           <w:tcPr>
-            <w:tcW w:w="384" w:type="pct"/>
+            <w:tcW w:w="428" w:type="dxa"/>
+            <w:vAlign w:val="center"/>
           </w:tcPr>
           <w:p>
             <w:pPr>
+              <w:tabs>
+                <w:tab w:val="left" w:pos="6706"/>
+              </w:tabs>
+              <w:jc w:val="center"/>
               <w:rPr>
                 <w:rFonts w:eastAsia="黑体"/>
-                <w:b w:val="0"/>
                 <w:szCs w:val="21"/>
               </w:rPr>
             </w:pPr>
             <w:r>
               <w:rPr>
                 <w:rFonts w:eastAsia="黑体"/>
-                <w:b w:val="0"/>
                 <w:szCs w:val="21"/>
               </w:rPr>
               <w:t>序号</w:t>
@@ -73,20 +215,23 @@
         </w:tc>
         <w:tc>
           <w:tcPr>
-            <w:tcW w:w="1489" w:type="pct"/>
+            <w:tcW w:w="2534" w:type="dxa"/>
+            <w:vAlign w:val="center"/>
           </w:tcPr>
           <w:p>
             <w:pPr>
+              <w:tabs>
+                <w:tab w:val="left" w:pos="6706"/>
+              </w:tabs>
+              <w:jc w:val="center"/>
               <w:rPr>
                 <w:rFonts w:eastAsia="黑体"/>
-                <w:b w:val="0"/>
                 <w:szCs w:val="21"/>
               </w:rPr>
             </w:pPr>
             <w:r>
               <w:rPr>
                 <w:rFonts w:eastAsia="黑体"/>
-                <w:b w:val="0"/>
                 <w:szCs w:val="21"/>
               </w:rPr>
               <w:t>文档名称</w:t>
@@ -95,20 +240,23 @@
         </w:tc>
         <w:tc>
           <w:tcPr>
-            <w:tcW w:w="1497" w:type="pct"/>
+            <w:tcW w:w="2410" w:type="dxa"/>
+            <w:vAlign w:val="center"/>
           </w:tcPr>
           <w:p>
             <w:pPr>
+              <w:tabs>
+                <w:tab w:val="left" w:pos="6706"/>
+              </w:tabs>
+              <w:jc w:val="center"/>
               <w:rPr>
                 <w:rFonts w:eastAsia="黑体"/>
-                <w:b w:val="0"/>
                 <w:szCs w:val="21"/>
               </w:rPr>
             </w:pPr>
             <w:r>
               <w:rPr>
                 <w:rFonts w:eastAsia="黑体"/>
-                <w:b w:val="0"/>
                 <w:szCs w:val="21"/>
               </w:rPr>
               <w:t>标识</w:t>
@@ -116,7 +264,6 @@
             <w:r>
               <w:rPr>
                 <w:rFonts w:eastAsia="黑体"/>
-                <w:b w:val="0"/>
                 <w:szCs w:val="21"/>
               </w:rPr>
               <w:t>/</w:t>
@@ -124,7 +271,6 @@
             <w:r>
               <w:rPr>
                 <w:rFonts w:eastAsia="黑体"/>
-                <w:b w:val="0"/>
                 <w:szCs w:val="21"/>
               </w:rPr>
               <w:t>版本</w:t>
@@ -133,20 +279,23 @@
         </w:tc>
         <w:tc>
           <w:tcPr>
-            <w:tcW w:w="737" w:type="pct"/>
+            <w:tcW w:w="1984" w:type="dxa"/>
+            <w:vAlign w:val="center"/>
           </w:tcPr>
           <w:p>
             <w:pPr>
+              <w:tabs>
+                <w:tab w:val="left" w:pos="6706"/>
+              </w:tabs>
+              <w:jc w:val="center"/>
               <w:rPr>
                 <w:rFonts w:eastAsia="黑体"/>
-                <w:b w:val="0"/>
                 <w:szCs w:val="21"/>
               </w:rPr>
             </w:pPr>
             <w:r>
               <w:rPr>
                 <w:rFonts w:eastAsia="黑体"/>
-                <w:b w:val="0"/>
                 <w:szCs w:val="21"/>
               </w:rPr>
               <w:t>发布日期</w:t>
@@ -155,20 +304,23 @@
         </w:tc>
         <w:tc>
           <w:tcPr>
-            <w:tcW w:w="893" w:type="pct"/>
+            <w:tcW w:w="1684" w:type="dxa"/>
+            <w:vAlign w:val="center"/>
           </w:tcPr>
           <w:p>
             <w:pPr>
+              <w:tabs>
+                <w:tab w:val="left" w:pos="6706"/>
+              </w:tabs>
+              <w:jc w:val="center"/>
               <w:rPr>
                 <w:rFonts w:eastAsia="黑体"/>
-                <w:b w:val="0"/>
                 <w:szCs w:val="21"/>
               </w:rPr>
             </w:pPr>
             <w:r>
               <w:rPr>
                 <w:rFonts w:eastAsia="黑体"/>
-                <w:b w:val="0"/>
                 <w:szCs w:val="21"/>
               </w:rPr>
               <w:t>来源</w:t>
@@ -177,32 +329,36 @@
         </w:tc>
       </w:tr>
       <w:tr>
+        <w:trPr>
+          <w:trHeight w:val="340"/>
+        </w:trPr>
         <w:tc>
           <w:tcPr>
-            <w:tcW w:w="384" w:type="pct"/>
+            <w:tcW w:w="428" w:type="dxa"/>
+            <w:vAlign w:val="center"/>
           </w:tcPr>
           <w:p>
             <w:pPr>
+              <w:pStyle w:val="af7"/>
               <w:numPr>
                 <w:ilvl w:val="0"/>
-                <w:numId w:val="4"/>
+                <w:numId w:val="65"/>
               </w:numPr>
-              <w:rPr>
-                <w:szCs w:val="21"/>
-              </w:rPr>
+              <w:ind w:firstLineChars="0"/>
+              <w:jc w:val="center"/>
             </w:pPr>
           </w:p>
         </w:tc>
         <w:tc>
           <w:tcPr>
-            <w:tcW w:w="1489" w:type="pct"/>
+            <w:tcW w:w="2534" w:type="dxa"/>
+            <w:vAlign w:val="center"/>
           </w:tcPr>
           <w:p>
             <w:pPr>
+              <w:jc w:val="center"/>
               <w:rPr>
-                <w:iCs/>
                 <w:szCs w:val="21"/>
-                <w:highlight w:val="yellow"/>
               </w:rPr>
             </w:pPr>
             <w:r>
@@ -216,13 +372,14 @@
         </w:tc>
         <w:tc>
           <w:tcPr>
-            <w:tcW w:w="1497" w:type="pct"/>
+            <w:tcW w:w="2410" w:type="dxa"/>
+            <w:vAlign w:val="center"/>
           </w:tcPr>
           <w:p>
             <w:pPr>
+              <w:jc w:val="center"/>
               <w:rPr>
                 <w:szCs w:val="21"/>
-                <w:highlight w:val="yellow"/>
               </w:rPr>
             </w:pPr>
             <w:r>
@@ -236,13 +393,14 @@
         </w:tc>
         <w:tc>
           <w:tcPr>
-            <w:tcW w:w="737" w:type="pct"/>
+            <w:tcW w:w="1984" w:type="dxa"/>
+            <w:vAlign w:val="center"/>
           </w:tcPr>
           <w:p>
             <w:pPr>
+              <w:jc w:val="center"/>
               <w:rPr>
                 <w:szCs w:val="21"/>
-                <w:highlight w:val="yellow"/>
               </w:rPr>
             </w:pPr>
             <w:r>
@@ -256,13 +414,14 @@
         </w:tc>
         <w:tc>
           <w:tcPr>
-            <w:tcW w:w="893" w:type="pct"/>
+            <w:tcW w:w="1684" w:type="dxa"/>
+            <w:vAlign w:val="center"/>
           </w:tcPr>
           <w:p>
             <w:pPr>
+              <w:jc w:val="center"/>
               <w:rPr>
-                <w:szCs w:val="21"/>
-                <w:highlight w:val="yellow"/>
+                <w:szCs w:val="24"/>
               </w:rPr>
             </w:pPr>
             <w:r>
@@ -276,13 +435,7 @@
         </w:tc>
       </w:tr>
     </w:tbl>
-    <w:p>
-      <w:pPr>
-        <w:rPr>
-          <w:rFonts w:hint="eastAsia"/>
-        </w:rPr>
-      </w:pPr>
-    </w:p>
+    <w:p/>
     <w:sectPr>
       <w:headerReference w:type="even" r:id="rId8"/>
       <w:footerReference w:type="even" r:id="rId9"/>
@@ -297,7 +450,7 @@
 </file>
 
 <file path=word/endnotes.xml><?xml version="1.0" encoding="utf-8"?>
-<w:endnotes xmlns:wpc="http://schemas.microsoft.com/office/word/2010/wordprocessingCanvas" xmlns:cx="http://schemas.microsoft.com/office/drawing/2014/chartex" xmlns:cx1="http://schemas.microsoft.com/office/drawing/2015/9/8/chartex" xmlns:cx2="http://schemas.microsoft.com/office/drawing/2015/10/21/chartex" xmlns:cx3="http://schemas.microsoft.com/office/drawing/2016/5/9/chartex" xmlns:cx4="http://schemas.microsoft.com/office/drawing/2016/5/10/chartex" xmlns:cx5="http://schemas.microsoft.com/office/drawing/2016/5/11/chartex" xmlns:cx6="http://schemas.microsoft.com/office/drawing/2016/5/12/chartex" xmlns:cx7="http://schemas.microsoft.com/office/drawing/2016/5/13/chartex" xmlns:cx8="http://schemas.microsoft.com/office/drawing/2016/5/14/chartex" xmlns:mc="http://schemas.openxmlformats.org/markup-compatibility/2006" xmlns:aink="http://schemas.microsoft.com/office/drawing/2016/ink" xmlns:am3d="http://schemas.microsoft.com/office/drawing/2017/model3d" xmlns:o="urn:schemas-microsoft-com:office:office" xmlns:oel="http://schemas.microsoft.com/office/2019/extlst" xmlns:r="http://schemas.openxmlformats.org/officeDocument/2006/relationships" xmlns:m="http://schemas.openxmlformats.org/officeDocument/2006/math" xmlns:v="urn:schemas-microsoft-com:vml" xmlns:wp14="http://schemas.microsoft.com/office/word/2010/wordprocessingDrawing" xmlns:wp="http://schemas.openxmlformats.org/drawingml/2006/wordprocessingDrawing" xmlns:w10="urn:schemas-microsoft-com:office:word" xmlns:w="http://schemas.openxmlformats.org/wordprocessingml/2006/main" xmlns:w14="http://schemas.microsoft.com/office/word/2010/wordml" xmlns:w15="http://schemas.microsoft.com/office/word/2012/wordml" xmlns:w16cex="http://schemas.microsoft.com/office/word/2018/wordml/cex" xmlns:w16cid="http://schemas.microsoft.com/office/word/2016/wordml/cid" xmlns:w16="http://schemas.microsoft.com/office/word/2018/wordml" xmlns:w16sdtdh="http://schemas.microsoft.com/office/word/2020/wordml/sdtdatahash" xmlns:w16se="http://schemas.microsoft.com/office/word/2015/wordml/symex" xmlns:wpg="http://schemas.microsoft.com/office/word/2010/wordprocessingGroup" xmlns:wpi="http://schemas.microsoft.com/office/word/2010/wordprocessingInk" xmlns:wne="http://schemas.microsoft.com/office/word/2006/wordml" xmlns:wps="http://schemas.microsoft.com/office/word/2010/wordprocessingShape" mc:Ignorable="w14 w15 w16se w16cid w16 w16cex w16sdtdh wp14">
+<w:endnotes xmlns:wpc="http://schemas.microsoft.com/office/word/2010/wordprocessingCanvas" xmlns:cx="http://schemas.microsoft.com/office/drawing/2014/chartex" xmlns:cx1="http://schemas.microsoft.com/office/drawing/2015/9/8/chartex" xmlns:cx2="http://schemas.microsoft.com/office/drawing/2015/10/21/chartex" xmlns:cx3="http://schemas.microsoft.com/office/drawing/2016/5/9/chartex" xmlns:cx4="http://schemas.microsoft.com/office/drawing/2016/5/10/chartex" xmlns:cx5="http://schemas.microsoft.com/office/drawing/2016/5/11/chartex" xmlns:cx6="http://schemas.microsoft.com/office/drawing/2016/5/12/chartex" xmlns:cx7="http://schemas.microsoft.com/office/drawing/2016/5/13/chartex" xmlns:cx8="http://schemas.microsoft.com/office/drawing/2016/5/14/chartex" xmlns:mc="http://schemas.openxmlformats.org/markup-compatibility/2006" xmlns:aink="http://schemas.microsoft.com/office/drawing/2016/ink" xmlns:am3d="http://schemas.microsoft.com/office/drawing/2017/model3d" xmlns:o="urn:schemas-microsoft-com:office:office" xmlns:oel="http://schemas.microsoft.com/office/2019/extlst" xmlns:r="http://schemas.openxmlformats.org/officeDocument/2006/relationships" xmlns:m="http://schemas.openxmlformats.org/officeDocument/2006/math" xmlns:v="urn:schemas-microsoft-com:vml" xmlns:wp14="http://schemas.microsoft.com/office/word/2010/wordprocessingDrawing" xmlns:wp="http://schemas.openxmlformats.org/drawingml/2006/wordprocessingDrawing" xmlns:w10="urn:schemas-microsoft-com:office:word" xmlns:w="http://schemas.openxmlformats.org/wordprocessingml/2006/main" xmlns:w14="http://schemas.microsoft.com/office/word/2010/wordml" xmlns:w15="http://schemas.microsoft.com/office/word/2012/wordml" xmlns:w16cex="http://schemas.microsoft.com/office/word/2018/wordml/cex" xmlns:w16cid="http://schemas.microsoft.com/office/word/2016/wordml/cid" xmlns:w16="http://schemas.microsoft.com/office/word/2018/wordml" xmlns:w16du="http://schemas.microsoft.com/office/word/2023/wordml/word16du" xmlns:w16sdtdh="http://schemas.microsoft.com/office/word/2020/wordml/sdtdatahash" xmlns:w16sdtfl="http://schemas.microsoft.com/office/word/2024/wordml/sdtformatlock" xmlns:w16se="http://schemas.microsoft.com/office/word/2015/wordml/symex" xmlns:wpg="http://schemas.microsoft.com/office/word/2010/wordprocessingGroup" xmlns:wpi="http://schemas.microsoft.com/office/word/2010/wordprocessingInk" xmlns:wne="http://schemas.microsoft.com/office/word/2006/wordml" xmlns:wps="http://schemas.microsoft.com/office/word/2010/wordprocessingShape" mc:Ignorable="w14 w15 w16se w16cid w16 w16cex w16sdtdh w16sdtfl w16du wp14">
   <w:endnote w:type="separator" w:id="-1">
     <w:p>
       <w:r>
@@ -316,7 +469,7 @@
 </file>
 
 <file path=word/footer1.xml><?xml version="1.0" encoding="utf-8"?>
-<w:ftr xmlns:wpc="http://schemas.microsoft.com/office/word/2010/wordprocessingCanvas" xmlns:cx="http://schemas.microsoft.com/office/drawing/2014/chartex" xmlns:cx1="http://schemas.microsoft.com/office/drawing/2015/9/8/chartex" xmlns:cx2="http://schemas.microsoft.com/office/drawing/2015/10/21/chartex" xmlns:cx3="http://schemas.microsoft.com/office/drawing/2016/5/9/chartex" xmlns:cx4="http://schemas.microsoft.com/office/drawing/2016/5/10/chartex" xmlns:cx5="http://schemas.microsoft.com/office/drawing/2016/5/11/chartex" xmlns:cx6="http://schemas.microsoft.com/office/drawing/2016/5/12/chartex" xmlns:cx7="http://schemas.microsoft.com/office/drawing/2016/5/13/chartex" xmlns:cx8="http://schemas.microsoft.com/office/drawing/2016/5/14/chartex" xmlns:mc="http://schemas.openxmlformats.org/markup-compatibility/2006" xmlns:aink="http://schemas.microsoft.com/office/drawing/2016/ink" xmlns:am3d="http://schemas.microsoft.com/office/drawing/2017/model3d" xmlns:o="urn:schemas-microsoft-com:office:office" xmlns:oel="http://schemas.microsoft.com/office/2019/extlst" xmlns:r="http://schemas.openxmlformats.org/officeDocument/2006/relationships" xmlns:m="http://schemas.openxmlformats.org/officeDocument/2006/math" xmlns:v="urn:schemas-microsoft-com:vml" xmlns:wp14="http://schemas.microsoft.com/office/word/2010/wordprocessingDrawing" xmlns:wp="http://schemas.openxmlformats.org/drawingml/2006/wordprocessingDrawing" xmlns:w10="urn:schemas-microsoft-com:office:word" xmlns:w="http://schemas.openxmlformats.org/wordprocessingml/2006/main" xmlns:w14="http://schemas.microsoft.com/office/word/2010/wordml" xmlns:w15="http://schemas.microsoft.com/office/word/2012/wordml" xmlns:w16cex="http://schemas.microsoft.com/office/word/2018/wordml/cex" xmlns:w16cid="http://schemas.microsoft.com/office/word/2016/wordml/cid" xmlns:w16="http://schemas.microsoft.com/office/word/2018/wordml" xmlns:w16sdtdh="http://schemas.microsoft.com/office/word/2020/wordml/sdtdatahash" xmlns:w16se="http://schemas.microsoft.com/office/word/2015/wordml/symex" xmlns:wpg="http://schemas.microsoft.com/office/word/2010/wordprocessingGroup" xmlns:wpi="http://schemas.microsoft.com/office/word/2010/wordprocessingInk" xmlns:wne="http://schemas.microsoft.com/office/word/2006/wordml" xmlns:wps="http://schemas.microsoft.com/office/word/2010/wordprocessingShape" mc:Ignorable="w14 w15 w16se w16cid w16 w16cex w16sdtdh wp14">
+<w:ftr xmlns:wpc="http://schemas.microsoft.com/office/word/2010/wordprocessingCanvas" xmlns:cx="http://schemas.microsoft.com/office/drawing/2014/chartex" xmlns:cx1="http://schemas.microsoft.com/office/drawing/2015/9/8/chartex" xmlns:cx2="http://schemas.microsoft.com/office/drawing/2015/10/21/chartex" xmlns:cx3="http://schemas.microsoft.com/office/drawing/2016/5/9/chartex" xmlns:cx4="http://schemas.microsoft.com/office/drawing/2016/5/10/chartex" xmlns:cx5="http://schemas.microsoft.com/office/drawing/2016/5/11/chartex" xmlns:cx6="http://schemas.microsoft.com/office/drawing/2016/5/12/chartex" xmlns:cx7="http://schemas.microsoft.com/office/drawing/2016/5/13/chartex" xmlns:cx8="http://schemas.microsoft.com/office/drawing/2016/5/14/chartex" xmlns:mc="http://schemas.openxmlformats.org/markup-compatibility/2006" xmlns:aink="http://schemas.microsoft.com/office/drawing/2016/ink" xmlns:am3d="http://schemas.microsoft.com/office/drawing/2017/model3d" xmlns:o="urn:schemas-microsoft-com:office:office" xmlns:oel="http://schemas.microsoft.com/office/2019/extlst" xmlns:r="http://schemas.openxmlformats.org/officeDocument/2006/relationships" xmlns:m="http://schemas.openxmlformats.org/officeDocument/2006/math" xmlns:v="urn:schemas-microsoft-com:vml" xmlns:wp14="http://schemas.microsoft.com/office/word/2010/wordprocessingDrawing" xmlns:wp="http://schemas.openxmlformats.org/drawingml/2006/wordprocessingDrawing" xmlns:w10="urn:schemas-microsoft-com:office:word" xmlns:w="http://schemas.openxmlformats.org/wordprocessingml/2006/main" xmlns:w14="http://schemas.microsoft.com/office/word/2010/wordml" xmlns:w15="http://schemas.microsoft.com/office/word/2012/wordml" xmlns:w16cex="http://schemas.microsoft.com/office/word/2018/wordml/cex" xmlns:w16cid="http://schemas.microsoft.com/office/word/2016/wordml/cid" xmlns:w16="http://schemas.microsoft.com/office/word/2018/wordml" xmlns:w16du="http://schemas.microsoft.com/office/word/2023/wordml/word16du" xmlns:w16sdtdh="http://schemas.microsoft.com/office/word/2020/wordml/sdtdatahash" xmlns:w16sdtfl="http://schemas.microsoft.com/office/word/2024/wordml/sdtformatlock" xmlns:w16se="http://schemas.microsoft.com/office/word/2015/wordml/symex" xmlns:wpg="http://schemas.microsoft.com/office/word/2010/wordprocessingGroup" xmlns:wpi="http://schemas.microsoft.com/office/word/2010/wordprocessingInk" xmlns:wne="http://schemas.microsoft.com/office/word/2006/wordml" xmlns:wps="http://schemas.microsoft.com/office/word/2010/wordprocessingShape" mc:Ignorable="w14 w15 w16se w16cid w16 w16cex w16sdtdh w16sdtfl w16du wp14">
   <w:p>
     <w:pPr>
       <w:ind w:firstLine="360"/>
@@ -326,7 +479,7 @@
 </file>
 
 <file path=word/footnotes.xml><?xml version="1.0" encoding="utf-8"?>
-<w:footnotes xmlns:wpc="http://schemas.microsoft.com/office/word/2010/wordprocessingCanvas" xmlns:cx="http://schemas.microsoft.com/office/drawing/2014/chartex" xmlns:cx1="http://schemas.microsoft.com/office/drawing/2015/9/8/chartex" xmlns:cx2="http://schemas.microsoft.com/office/drawing/2015/10/21/chartex" xmlns:cx3="http://schemas.microsoft.com/office/drawing/2016/5/9/chartex" xmlns:cx4="http://schemas.microsoft.com/office/drawing/2016/5/10/chartex" xmlns:cx5="http://schemas.microsoft.com/office/drawing/2016/5/11/chartex" xmlns:cx6="http://schemas.microsoft.com/office/drawing/2016/5/12/chartex" xmlns:cx7="http://schemas.microsoft.com/office/drawing/2016/5/13/chartex" xmlns:cx8="http://schemas.microsoft.com/office/drawing/2016/5/14/chartex" xmlns:mc="http://schemas.openxmlformats.org/markup-compatibility/2006" xmlns:aink="http://schemas.microsoft.com/office/drawing/2016/ink" xmlns:am3d="http://schemas.microsoft.com/office/drawing/2017/model3d" xmlns:o="urn:schemas-microsoft-com:office:office" xmlns:oel="http://schemas.microsoft.com/office/2019/extlst" xmlns:r="http://schemas.openxmlformats.org/officeDocument/2006/relationships" xmlns:m="http://schemas.openxmlformats.org/officeDocument/2006/math" xmlns:v="urn:schemas-microsoft-com:vml" xmlns:wp14="http://schemas.microsoft.com/office/word/2010/wordprocessingDrawing" xmlns:wp="http://schemas.openxmlformats.org/drawingml/2006/wordprocessingDrawing" xmlns:w10="urn:schemas-microsoft-com:office:word" xmlns:w="http://schemas.openxmlformats.org/wordprocessingml/2006/main" xmlns:w14="http://schemas.microsoft.com/office/word/2010/wordml" xmlns:w15="http://schemas.microsoft.com/office/word/2012/wordml" xmlns:w16cex="http://schemas.microsoft.com/office/word/2018/wordml/cex" xmlns:w16cid="http://schemas.microsoft.com/office/word/2016/wordml/cid" xmlns:w16="http://schemas.microsoft.com/office/word/2018/wordml" xmlns:w16sdtdh="http://schemas.microsoft.com/office/word/2020/wordml/sdtdatahash" xmlns:w16se="http://schemas.microsoft.com/office/word/2015/wordml/symex" xmlns:wpg="http://schemas.microsoft.com/office/word/2010/wordprocessingGroup" xmlns:wpi="http://schemas.microsoft.com/office/word/2010/wordprocessingInk" xmlns:wne="http://schemas.microsoft.com/office/word/2006/wordml" xmlns:wps="http://schemas.microsoft.com/office/word/2010/wordprocessingShape" mc:Ignorable="w14 w15 w16se w16cid w16 w16cex w16sdtdh wp14">
+<w:footnotes xmlns:wpc="http://schemas.microsoft.com/office/word/2010/wordprocessingCanvas" xmlns:cx="http://schemas.microsoft.com/office/drawing/2014/chartex" xmlns:cx1="http://schemas.microsoft.com/office/drawing/2015/9/8/chartex" xmlns:cx2="http://schemas.microsoft.com/office/drawing/2015/10/21/chartex" xmlns:cx3="http://schemas.microsoft.com/office/drawing/2016/5/9/chartex" xmlns:cx4="http://schemas.microsoft.com/office/drawing/2016/5/10/chartex" xmlns:cx5="http://schemas.microsoft.com/office/drawing/2016/5/11/chartex" xmlns:cx6="http://schemas.microsoft.com/office/drawing/2016/5/12/chartex" xmlns:cx7="http://schemas.microsoft.com/office/drawing/2016/5/13/chartex" xmlns:cx8="http://schemas.microsoft.com/office/drawing/2016/5/14/chartex" xmlns:mc="http://schemas.openxmlformats.org/markup-compatibility/2006" xmlns:aink="http://schemas.microsoft.com/office/drawing/2016/ink" xmlns:am3d="http://schemas.microsoft.com/office/drawing/2017/model3d" xmlns:o="urn:schemas-microsoft-com:office:office" xmlns:oel="http://schemas.microsoft.com/office/2019/extlst" xmlns:r="http://schemas.openxmlformats.org/officeDocument/2006/relationships" xmlns:m="http://schemas.openxmlformats.org/officeDocument/2006/math" xmlns:v="urn:schemas-microsoft-com:vml" xmlns:wp14="http://schemas.microsoft.com/office/word/2010/wordprocessingDrawing" xmlns:wp="http://schemas.openxmlformats.org/drawingml/2006/wordprocessingDrawing" xmlns:w10="urn:schemas-microsoft-com:office:word" xmlns:w="http://schemas.openxmlformats.org/wordprocessingml/2006/main" xmlns:w14="http://schemas.microsoft.com/office/word/2010/wordml" xmlns:w15="http://schemas.microsoft.com/office/word/2012/wordml" xmlns:w16cex="http://schemas.microsoft.com/office/word/2018/wordml/cex" xmlns:w16cid="http://schemas.microsoft.com/office/word/2016/wordml/cid" xmlns:w16="http://schemas.microsoft.com/office/word/2018/wordml" xmlns:w16du="http://schemas.microsoft.com/office/word/2023/wordml/word16du" xmlns:w16sdtdh="http://schemas.microsoft.com/office/word/2020/wordml/sdtdatahash" xmlns:w16sdtfl="http://schemas.microsoft.com/office/word/2024/wordml/sdtformatlock" xmlns:w16se="http://schemas.microsoft.com/office/word/2015/wordml/symex" xmlns:wpg="http://schemas.microsoft.com/office/word/2010/wordprocessingGroup" xmlns:wpi="http://schemas.microsoft.com/office/word/2010/wordprocessingInk" xmlns:wne="http://schemas.microsoft.com/office/word/2006/wordml" xmlns:wps="http://schemas.microsoft.com/office/word/2010/wordprocessingShape" mc:Ignorable="w14 w15 w16se w16cid w16 w16cex w16sdtdh w16sdtfl w16du wp14">
   <w:footnote w:type="separator" w:id="-1">
     <w:p>
       <w:r>
@@ -345,7 +498,7 @@
 </file>
 
 <file path=word/header1.xml><?xml version="1.0" encoding="utf-8"?>
-<w:hdr xmlns:wpc="http://schemas.microsoft.com/office/word/2010/wordprocessingCanvas" xmlns:cx="http://schemas.microsoft.com/office/drawing/2014/chartex" xmlns:cx1="http://schemas.microsoft.com/office/drawing/2015/9/8/chartex" xmlns:cx2="http://schemas.microsoft.com/office/drawing/2015/10/21/chartex" xmlns:cx3="http://schemas.microsoft.com/office/drawing/2016/5/9/chartex" xmlns:cx4="http://schemas.microsoft.com/office/drawing/2016/5/10/chartex" xmlns:cx5="http://schemas.microsoft.com/office/drawing/2016/5/11/chartex" xmlns:cx6="http://schemas.microsoft.com/office/drawing/2016/5/12/chartex" xmlns:cx7="http://schemas.microsoft.com/office/drawing/2016/5/13/chartex" xmlns:cx8="http://schemas.microsoft.com/office/drawing/2016/5/14/chartex" xmlns:mc="http://schemas.openxmlformats.org/markup-compatibility/2006" xmlns:aink="http://schemas.microsoft.com/office/drawing/2016/ink" xmlns:am3d="http://schemas.microsoft.com/office/drawing/2017/model3d" xmlns:o="urn:schemas-microsoft-com:office:office" xmlns:oel="http://schemas.microsoft.com/office/2019/extlst" xmlns:r="http://schemas.openxmlformats.org/officeDocument/2006/relationships" xmlns:m="http://schemas.openxmlformats.org/officeDocument/2006/math" xmlns:v="urn:schemas-microsoft-com:vml" xmlns:wp14="http://schemas.microsoft.com/office/word/2010/wordprocessingDrawing" xmlns:wp="http://schemas.openxmlformats.org/drawingml/2006/wordprocessingDrawing" xmlns:w10="urn:schemas-microsoft-com:office:word" xmlns:w="http://schemas.openxmlformats.org/wordprocessingml/2006/main" xmlns:w14="http://schemas.microsoft.com/office/word/2010/wordml" xmlns:w15="http://schemas.microsoft.com/office/word/2012/wordml" xmlns:w16cex="http://schemas.microsoft.com/office/word/2018/wordml/cex" xmlns:w16cid="http://schemas.microsoft.com/office/word/2016/wordml/cid" xmlns:w16="http://schemas.microsoft.com/office/word/2018/wordml" xmlns:w16sdtdh="http://schemas.microsoft.com/office/word/2020/wordml/sdtdatahash" xmlns:w16se="http://schemas.microsoft.com/office/word/2015/wordml/symex" xmlns:wpg="http://schemas.microsoft.com/office/word/2010/wordprocessingGroup" xmlns:wpi="http://schemas.microsoft.com/office/word/2010/wordprocessingInk" xmlns:wne="http://schemas.microsoft.com/office/word/2006/wordml" xmlns:wps="http://schemas.microsoft.com/office/word/2010/wordprocessingShape" mc:Ignorable="w14 w15 w16se w16cid w16 w16cex w16sdtdh wp14">
+<w:hdr xmlns:wpc="http://schemas.microsoft.com/office/word/2010/wordprocessingCanvas" xmlns:cx="http://schemas.microsoft.com/office/drawing/2014/chartex" xmlns:cx1="http://schemas.microsoft.com/office/drawing/2015/9/8/chartex" xmlns:cx2="http://schemas.microsoft.com/office/drawing/2015/10/21/chartex" xmlns:cx3="http://schemas.microsoft.com/office/drawing/2016/5/9/chartex" xmlns:cx4="http://schemas.microsoft.com/office/drawing/2016/5/10/chartex" xmlns:cx5="http://schemas.microsoft.com/office/drawing/2016/5/11/chartex" xmlns:cx6="http://schemas.microsoft.com/office/drawing/2016/5/12/chartex" xmlns:cx7="http://schemas.microsoft.com/office/drawing/2016/5/13/chartex" xmlns:cx8="http://schemas.microsoft.com/office/drawing/2016/5/14/chartex" xmlns:mc="http://schemas.openxmlformats.org/markup-compatibility/2006" xmlns:aink="http://schemas.microsoft.com/office/drawing/2016/ink" xmlns:am3d="http://schemas.microsoft.com/office/drawing/2017/model3d" xmlns:o="urn:schemas-microsoft-com:office:office" xmlns:oel="http://schemas.microsoft.com/office/2019/extlst" xmlns:r="http://schemas.openxmlformats.org/officeDocument/2006/relationships" xmlns:m="http://schemas.openxmlformats.org/officeDocument/2006/math" xmlns:v="urn:schemas-microsoft-com:vml" xmlns:wp14="http://schemas.microsoft.com/office/word/2010/wordprocessingDrawing" xmlns:wp="http://schemas.openxmlformats.org/drawingml/2006/wordprocessingDrawing" xmlns:w10="urn:schemas-microsoft-com:office:word" xmlns:w="http://schemas.openxmlformats.org/wordprocessingml/2006/main" xmlns:w14="http://schemas.microsoft.com/office/word/2010/wordml" xmlns:w15="http://schemas.microsoft.com/office/word/2012/wordml" xmlns:w16cex="http://schemas.microsoft.com/office/word/2018/wordml/cex" xmlns:w16cid="http://schemas.microsoft.com/office/word/2016/wordml/cid" xmlns:w16="http://schemas.microsoft.com/office/word/2018/wordml" xmlns:w16du="http://schemas.microsoft.com/office/word/2023/wordml/word16du" xmlns:w16sdtdh="http://schemas.microsoft.com/office/word/2020/wordml/sdtdatahash" xmlns:w16sdtfl="http://schemas.microsoft.com/office/word/2024/wordml/sdtformatlock" xmlns:w16se="http://schemas.microsoft.com/office/word/2015/wordml/symex" xmlns:wpg="http://schemas.microsoft.com/office/word/2010/wordprocessingGroup" xmlns:wpi="http://schemas.microsoft.com/office/word/2010/wordprocessingInk" xmlns:wne="http://schemas.microsoft.com/office/word/2006/wordml" xmlns:wps="http://schemas.microsoft.com/office/word/2010/wordprocessingShape" mc:Ignorable="w14 w15 w16se w16cid w16 w16cex w16sdtdh w16sdtfl w16du wp14">
   <w:p>
     <w:pPr>
       <w:ind w:firstLine="360"/>
@@ -355,7 +508,7 @@
 </file>
 
 <file path=word/numbering.xml><?xml version="1.0" encoding="utf-8"?>
-<w:numbering xmlns:wpc="http://schemas.microsoft.com/office/word/2010/wordprocessingCanvas" xmlns:cx="http://schemas.microsoft.com/office/drawing/2014/chartex" xmlns:cx1="http://schemas.microsoft.com/office/drawing/2015/9/8/chartex" xmlns:cx2="http://schemas.microsoft.com/office/drawing/2015/10/21/chartex" xmlns:cx3="http://schemas.microsoft.com/office/drawing/2016/5/9/chartex" xmlns:cx4="http://schemas.microsoft.com/office/drawing/2016/5/10/chartex" xmlns:cx5="http://schemas.microsoft.com/office/drawing/2016/5/11/chartex" xmlns:cx6="http://schemas.microsoft.com/office/drawing/2016/5/12/chartex" xmlns:cx7="http://schemas.microsoft.com/office/drawing/2016/5/13/chartex" xmlns:cx8="http://schemas.microsoft.com/office/drawing/2016/5/14/chartex" xmlns:mc="http://schemas.openxmlformats.org/markup-compatibility/2006" xmlns:aink="http://schemas.microsoft.com/office/drawing/2016/ink" xmlns:am3d="http://schemas.microsoft.com/office/drawing/2017/model3d" xmlns:o="urn:schemas-microsoft-com:office:office" xmlns:oel="http://schemas.microsoft.com/office/2019/extlst" xmlns:r="http://schemas.openxmlformats.org/officeDocument/2006/relationships" xmlns:m="http://schemas.openxmlformats.org/officeDocument/2006/math" xmlns:v="urn:schemas-microsoft-com:vml" xmlns:wp14="http://schemas.microsoft.com/office/word/2010/wordprocessingDrawing" xmlns:wp="http://schemas.openxmlformats.org/drawingml/2006/wordprocessingDrawing" xmlns:w10="urn:schemas-microsoft-com:office:word" xmlns:w="http://schemas.openxmlformats.org/wordprocessingml/2006/main" xmlns:w14="http://schemas.microsoft.com/office/word/2010/wordml" xmlns:w15="http://schemas.microsoft.com/office/word/2012/wordml" xmlns:w16cex="http://schemas.microsoft.com/office/word/2018/wordml/cex" xmlns:w16cid="http://schemas.microsoft.com/office/word/2016/wordml/cid" xmlns:w16="http://schemas.microsoft.com/office/word/2018/wordml" xmlns:w16sdtdh="http://schemas.microsoft.com/office/word/2020/wordml/sdtdatahash" xmlns:w16se="http://schemas.microsoft.com/office/word/2015/wordml/symex" xmlns:wpg="http://schemas.microsoft.com/office/word/2010/wordprocessingGroup" xmlns:wpi="http://schemas.microsoft.com/office/word/2010/wordprocessingInk" xmlns:wne="http://schemas.microsoft.com/office/word/2006/wordml" xmlns:wps="http://schemas.microsoft.com/office/word/2010/wordprocessingShape" mc:Ignorable="w14 w15 w16se w16cid w16 w16cex w16sdtdh wp14">
+<w:numbering xmlns:wpc="http://schemas.microsoft.com/office/word/2010/wordprocessingCanvas" xmlns:cx="http://schemas.microsoft.com/office/drawing/2014/chartex" xmlns:cx1="http://schemas.microsoft.com/office/drawing/2015/9/8/chartex" xmlns:cx2="http://schemas.microsoft.com/office/drawing/2015/10/21/chartex" xmlns:cx3="http://schemas.microsoft.com/office/drawing/2016/5/9/chartex" xmlns:cx4="http://schemas.microsoft.com/office/drawing/2016/5/10/chartex" xmlns:cx5="http://schemas.microsoft.com/office/drawing/2016/5/11/chartex" xmlns:cx6="http://schemas.microsoft.com/office/drawing/2016/5/12/chartex" xmlns:cx7="http://schemas.microsoft.com/office/drawing/2016/5/13/chartex" xmlns:cx8="http://schemas.microsoft.com/office/drawing/2016/5/14/chartex" xmlns:mc="http://schemas.openxmlformats.org/markup-compatibility/2006" xmlns:aink="http://schemas.microsoft.com/office/drawing/2016/ink" xmlns:am3d="http://schemas.microsoft.com/office/drawing/2017/model3d" xmlns:o="urn:schemas-microsoft-com:office:office" xmlns:oel="http://schemas.microsoft.com/office/2019/extlst" xmlns:r="http://schemas.openxmlformats.org/officeDocument/2006/relationships" xmlns:m="http://schemas.openxmlformats.org/officeDocument/2006/math" xmlns:v="urn:schemas-microsoft-com:vml" xmlns:wp14="http://schemas.microsoft.com/office/word/2010/wordprocessingDrawing" xmlns:wp="http://schemas.openxmlformats.org/drawingml/2006/wordprocessingDrawing" xmlns:w10="urn:schemas-microsoft-com:office:word" xmlns:w="http://schemas.openxmlformats.org/wordprocessingml/2006/main" xmlns:w14="http://schemas.microsoft.com/office/word/2010/wordml" xmlns:w15="http://schemas.microsoft.com/office/word/2012/wordml" xmlns:w16cex="http://schemas.microsoft.com/office/word/2018/wordml/cex" xmlns:w16cid="http://schemas.microsoft.com/office/word/2016/wordml/cid" xmlns:w16="http://schemas.microsoft.com/office/word/2018/wordml" xmlns:w16du="http://schemas.microsoft.com/office/word/2023/wordml/word16du" xmlns:w16sdtdh="http://schemas.microsoft.com/office/word/2020/wordml/sdtdatahash" xmlns:w16sdtfl="http://schemas.microsoft.com/office/word/2024/wordml/sdtformatlock" xmlns:w16se="http://schemas.microsoft.com/office/word/2015/wordml/symex" xmlns:wpg="http://schemas.microsoft.com/office/word/2010/wordprocessingGroup" xmlns:wpi="http://schemas.microsoft.com/office/word/2010/wordprocessingInk" xmlns:wne="http://schemas.microsoft.com/office/word/2006/wordml" xmlns:wps="http://schemas.microsoft.com/office/word/2010/wordprocessingShape" mc:Ignorable="w14 w15 w16se w16cid w16 w16cex w16sdtdh w16sdtfl w16du wp14">
   <w:abstractNum w:abstractNumId="0" w15:restartNumberingAfterBreak="0">
     <w:nsid w:val="FFFFFF7E"/>
     <w:multiLevelType w:val="singleLevel"/>
@@ -6357,6 +6510,96 @@
     </w:lvl>
   </w:abstractNum>
   <w:abstractNum w:abstractNumId="59" w15:restartNumberingAfterBreak="0">
+    <w:nsid w:val="7A780DAC"/>
+    <w:multiLevelType w:val="hybridMultilevel"/>
+    <w:tmpl w:val="E94E04AE"/>
+    <w:lvl w:ilvl="0" w:tplc="B6F0C700">
+      <w:start w:val="1"/>
+      <w:numFmt w:val="decimal"/>
+      <w:suff w:val="nothing"/>
+      <w:lvlText w:val="%1"/>
+      <w:lvlJc w:val="left"/>
+      <w:pPr>
+        <w:ind w:left="0" w:firstLine="0"/>
+      </w:pPr>
+      <w:rPr>
+        <w:rFonts w:hint="eastAsia"/>
+      </w:rPr>
+    </w:lvl>
+    <w:lvl w:ilvl="1" w:tplc="04090019" w:tentative="1">
+      <w:start w:val="1"/>
+      <w:numFmt w:val="lowerLetter"/>
+      <w:lvlText w:val="%2)"/>
+      <w:lvlJc w:val="left"/>
+      <w:pPr>
+        <w:ind w:left="880" w:hanging="440"/>
+      </w:pPr>
+    </w:lvl>
+    <w:lvl w:ilvl="2" w:tplc="0409001B" w:tentative="1">
+      <w:start w:val="1"/>
+      <w:numFmt w:val="lowerRoman"/>
+      <w:lvlText w:val="%3."/>
+      <w:lvlJc w:val="right"/>
+      <w:pPr>
+        <w:ind w:left="1320" w:hanging="440"/>
+      </w:pPr>
+    </w:lvl>
+    <w:lvl w:ilvl="3" w:tplc="0409000F" w:tentative="1">
+      <w:start w:val="1"/>
+      <w:numFmt w:val="decimal"/>
+      <w:lvlText w:val="%4."/>
+      <w:lvlJc w:val="left"/>
+      <w:pPr>
+        <w:ind w:left="1760" w:hanging="440"/>
+      </w:pPr>
+    </w:lvl>
+    <w:lvl w:ilvl="4" w:tplc="04090019" w:tentative="1">
+      <w:start w:val="1"/>
+      <w:numFmt w:val="lowerLetter"/>
+      <w:lvlText w:val="%5)"/>
+      <w:lvlJc w:val="left"/>
+      <w:pPr>
+        <w:ind w:left="2200" w:hanging="440"/>
+      </w:pPr>
+    </w:lvl>
+    <w:lvl w:ilvl="5" w:tplc="0409001B" w:tentative="1">
+      <w:start w:val="1"/>
+      <w:numFmt w:val="lowerRoman"/>
+      <w:lvlText w:val="%6."/>
+      <w:lvlJc w:val="right"/>
+      <w:pPr>
+        <w:ind w:left="2640" w:hanging="440"/>
+      </w:pPr>
+    </w:lvl>
+    <w:lvl w:ilvl="6" w:tplc="0409000F" w:tentative="1">
+      <w:start w:val="1"/>
+      <w:numFmt w:val="decimal"/>
+      <w:lvlText w:val="%7."/>
+      <w:lvlJc w:val="left"/>
+      <w:pPr>
+        <w:ind w:left="3080" w:hanging="440"/>
+      </w:pPr>
+    </w:lvl>
+    <w:lvl w:ilvl="7" w:tplc="04090019" w:tentative="1">
+      <w:start w:val="1"/>
+      <w:numFmt w:val="lowerLetter"/>
+      <w:lvlText w:val="%8)"/>
+      <w:lvlJc w:val="left"/>
+      <w:pPr>
+        <w:ind w:left="3520" w:hanging="440"/>
+      </w:pPr>
+    </w:lvl>
+    <w:lvl w:ilvl="8" w:tplc="0409001B" w:tentative="1">
+      <w:start w:val="1"/>
+      <w:numFmt w:val="lowerRoman"/>
+      <w:lvlText w:val="%9."/>
+      <w:lvlJc w:val="right"/>
+      <w:pPr>
+        <w:ind w:left="3960" w:hanging="440"/>
+      </w:pPr>
+    </w:lvl>
+  </w:abstractNum>
+  <w:abstractNum w:abstractNumId="60" w15:restartNumberingAfterBreak="0">
     <w:nsid w:val="7C713F75"/>
     <w:multiLevelType w:val="hybridMultilevel"/>
     <w:tmpl w:val="65D4D2DA"/>
@@ -6442,7 +6685,97 @@
       </w:pPr>
     </w:lvl>
   </w:abstractNum>
-  <w:abstractNum w:abstractNumId="60" w15:restartNumberingAfterBreak="0">
+  <w:abstractNum w:abstractNumId="61" w15:restartNumberingAfterBreak="0">
+    <w:nsid w:val="7E1C4A2F"/>
+    <w:multiLevelType w:val="hybridMultilevel"/>
+    <w:tmpl w:val="5760678A"/>
+    <w:lvl w:ilvl="0" w:tplc="5A0A8D1A">
+      <w:start w:val="1"/>
+      <w:numFmt w:val="decimal"/>
+      <w:suff w:val="nothing"/>
+      <w:lvlText w:val="%1"/>
+      <w:lvlJc w:val="left"/>
+      <w:pPr>
+        <w:ind w:left="0" w:firstLine="0"/>
+      </w:pPr>
+      <w:rPr>
+        <w:rFonts w:hint="eastAsia"/>
+      </w:rPr>
+    </w:lvl>
+    <w:lvl w:ilvl="1" w:tplc="04090019" w:tentative="1">
+      <w:start w:val="1"/>
+      <w:numFmt w:val="lowerLetter"/>
+      <w:lvlText w:val="%2)"/>
+      <w:lvlJc w:val="left"/>
+      <w:pPr>
+        <w:ind w:left="880" w:hanging="440"/>
+      </w:pPr>
+    </w:lvl>
+    <w:lvl w:ilvl="2" w:tplc="0409001B" w:tentative="1">
+      <w:start w:val="1"/>
+      <w:numFmt w:val="lowerRoman"/>
+      <w:lvlText w:val="%3."/>
+      <w:lvlJc w:val="right"/>
+      <w:pPr>
+        <w:ind w:left="1320" w:hanging="440"/>
+      </w:pPr>
+    </w:lvl>
+    <w:lvl w:ilvl="3" w:tplc="0409000F" w:tentative="1">
+      <w:start w:val="1"/>
+      <w:numFmt w:val="decimal"/>
+      <w:lvlText w:val="%4."/>
+      <w:lvlJc w:val="left"/>
+      <w:pPr>
+        <w:ind w:left="1760" w:hanging="440"/>
+      </w:pPr>
+    </w:lvl>
+    <w:lvl w:ilvl="4" w:tplc="04090019" w:tentative="1">
+      <w:start w:val="1"/>
+      <w:numFmt w:val="lowerLetter"/>
+      <w:lvlText w:val="%5)"/>
+      <w:lvlJc w:val="left"/>
+      <w:pPr>
+        <w:ind w:left="2200" w:hanging="440"/>
+      </w:pPr>
+    </w:lvl>
+    <w:lvl w:ilvl="5" w:tplc="0409001B" w:tentative="1">
+      <w:start w:val="1"/>
+      <w:numFmt w:val="lowerRoman"/>
+      <w:lvlText w:val="%6."/>
+      <w:lvlJc w:val="right"/>
+      <w:pPr>
+        <w:ind w:left="2640" w:hanging="440"/>
+      </w:pPr>
+    </w:lvl>
+    <w:lvl w:ilvl="6" w:tplc="0409000F" w:tentative="1">
+      <w:start w:val="1"/>
+      <w:numFmt w:val="decimal"/>
+      <w:lvlText w:val="%7."/>
+      <w:lvlJc w:val="left"/>
+      <w:pPr>
+        <w:ind w:left="3080" w:hanging="440"/>
+      </w:pPr>
+    </w:lvl>
+    <w:lvl w:ilvl="7" w:tplc="04090019" w:tentative="1">
+      <w:start w:val="1"/>
+      <w:numFmt w:val="lowerLetter"/>
+      <w:lvlText w:val="%8)"/>
+      <w:lvlJc w:val="left"/>
+      <w:pPr>
+        <w:ind w:left="3520" w:hanging="440"/>
+      </w:pPr>
+    </w:lvl>
+    <w:lvl w:ilvl="8" w:tplc="0409001B" w:tentative="1">
+      <w:start w:val="1"/>
+      <w:numFmt w:val="lowerRoman"/>
+      <w:lvlText w:val="%9."/>
+      <w:lvlJc w:val="right"/>
+      <w:pPr>
+        <w:ind w:left="3960" w:hanging="440"/>
+      </w:pPr>
+    </w:lvl>
+  </w:abstractNum>
+  <w:abstractNum w:abstractNumId="62" w15:restartNumberingAfterBreak="0">
     <w:nsid w:val="7E960912"/>
     <w:multiLevelType w:val="hybridMultilevel"/>
     <w:tmpl w:val="96608882"/>
@@ -6535,7 +6868,7 @@
       </w:pPr>
     </w:lvl>
   </w:abstractNum>
-  <w:abstractNum w:abstractNumId="61" w15:restartNumberingAfterBreak="0">
+  <w:abstractNum w:abstractNumId="63" w15:restartNumberingAfterBreak="0">
     <w:nsid w:val="7F6814D8"/>
     <w:multiLevelType w:val="hybridMultilevel"/>
     <w:tmpl w:val="BF8CFA22"/>
@@ -6681,7 +7014,7 @@
     <w:abstractNumId w:val="32"/>
   </w:num>
   <w:num w:numId="20" w16cid:durableId="215048239">
-    <w:abstractNumId w:val="59"/>
+    <w:abstractNumId w:val="60"/>
   </w:num>
   <w:num w:numId="21" w16cid:durableId="2125079388">
     <w:abstractNumId w:val="57"/>
@@ -6756,7 +7089,7 @@
     <w:abstractNumId w:val="2"/>
   </w:num>
   <w:num w:numId="45" w16cid:durableId="308899941">
-    <w:abstractNumId w:val="61"/>
+    <w:abstractNumId w:val="63"/>
   </w:num>
   <w:num w:numId="46" w16cid:durableId="1269042811">
     <w:abstractNumId w:val="22"/>
@@ -6798,7 +7131,7 @@
     <w:abstractNumId w:val="1"/>
   </w:num>
   <w:num w:numId="59" w16cid:durableId="485173953">
-    <w:abstractNumId w:val="60"/>
+    <w:abstractNumId w:val="62"/>
   </w:num>
   <w:num w:numId="60" w16cid:durableId="1009137420">
     <w:abstractNumId w:val="12"/>
@@ -6812,12 +7145,18 @@
   <w:num w:numId="63" w16cid:durableId="1340155746">
     <w:abstractNumId w:val="20"/>
   </w:num>
+  <w:num w:numId="64" w16cid:durableId="2075082088">
+    <w:abstractNumId w:val="61"/>
+  </w:num>
+  <w:num w:numId="65" w16cid:durableId="226958533">
+    <w:abstractNumId w:val="59"/>
+  </w:num>
   <w:numIdMacAtCleanup w:val="55"/>
 </w:numbering>
 </file>
 
 <file path=word/styles.xml><?xml version="1.0" encoding="utf-8"?>
-<w:styles xmlns:mc="http://schemas.openxmlformats.org/markup-compatibility/2006" xmlns:r="http://schemas.openxmlformats.org/officeDocument/2006/relationships" xmlns:w="http://schemas.openxmlformats.org/wordprocessingml/2006/main" xmlns:w14="http://schemas.microsoft.com/office/word/2010/wordml" xmlns:w15="http://schemas.microsoft.com/office/word/2012/wordml" xmlns:w16cex="http://schemas.microsoft.com/office/word/2018/wordml/cex" xmlns:w16cid="http://schemas.microsoft.com/office/word/2016/wordml/cid" xmlns:w16="http://schemas.microsoft.com/office/word/2018/wordml" xmlns:w16sdtdh="http://schemas.microsoft.com/office/word/2020/wordml/sdtdatahash" xmlns:w16se="http://schemas.microsoft.com/office/word/2015/wordml/symex" mc:Ignorable="w14 w15 w16se w16cid w16 w16cex w16sdtdh">
+<w:styles xmlns:mc="http://schemas.openxmlformats.org/markup-compatibility/2006" xmlns:r="http://schemas.openxmlformats.org/officeDocument/2006/relationships" xmlns:w="http://schemas.openxmlformats.org/wordprocessingml/2006/main" xmlns:w14="http://schemas.microsoft.com/office/word/2010/wordml" xmlns:w15="http://schemas.microsoft.com/office/word/2012/wordml" xmlns:w16cex="http://schemas.microsoft.com/office/word/2018/wordml/cex" xmlns:w16cid="http://schemas.microsoft.com/office/word/2016/wordml/cid" xmlns:w16="http://schemas.microsoft.com/office/word/2018/wordml" xmlns:w16du="http://schemas.microsoft.com/office/word/2023/wordml/word16du" xmlns:w16sdtdh="http://schemas.microsoft.com/office/word/2020/wordml/sdtdatahash" xmlns:w16sdtfl="http://schemas.microsoft.com/office/word/2024/wordml/sdtformatlock" xmlns:w16se="http://schemas.microsoft.com/office/word/2015/wordml/symex" mc:Ignorable="w14 w15 w16se w16cid w16 w16cex w16sdtdh w16sdtfl w16du">
   <w:docDefaults>
     <w:rPrDefault>
       <w:rPr>
@@ -16541,6 +16880,64 @@
       <w:color w:val="666666"/>
     </w:rPr>
   </w:style>
+  <w:style w:type="paragraph" w:customStyle="1" w:styleId="RC">
+    <w:name w:val="RC正文"/>
+    <w:basedOn w:val="aa"/>
+    <w:link w:val="RCChar"/>
+    <w:qFormat/>
+    <w:rsid w:val="00715582"/>
+    <w:pPr>
+      <w:spacing w:line="360" w:lineRule="auto"/>
+      <w:ind w:firstLineChars="200" w:firstLine="480"/>
+    </w:pPr>
+    <w:rPr>
+      <w:rFonts w:eastAsiaTheme="minorEastAsia" w:cstheme="minorBidi"/>
+      <w:sz w:val="24"/>
+      <w:szCs w:val="22"/>
+    </w:rPr>
+  </w:style>
+  <w:style w:type="character" w:customStyle="1" w:styleId="RCChar">
+    <w:name w:val="RC正文 Char"/>
+    <w:basedOn w:val="ab"/>
+    <w:link w:val="RC"/>
+    <w:qFormat/>
+    <w:rsid w:val="00715582"/>
+    <w:rPr>
+      <w:rFonts w:eastAsiaTheme="minorEastAsia" w:cstheme="minorBidi"/>
+      <w:kern w:val="2"/>
+      <w:sz w:val="24"/>
+      <w:szCs w:val="22"/>
+    </w:rPr>
+  </w:style>
+  <w:style w:type="paragraph" w:customStyle="1" w:styleId="RC0">
+    <w:name w:val="RC题注"/>
+    <w:basedOn w:val="af0"/>
+    <w:link w:val="RCChar0"/>
+    <w:qFormat/>
+    <w:rsid w:val="00715582"/>
+    <w:pPr>
+      <w:spacing w:line="300" w:lineRule="auto"/>
+      <w:jc w:val="center"/>
+    </w:pPr>
+    <w:rPr>
+      <w:rFonts w:ascii="Times New Roman" w:hAnsi="Times New Roman"/>
+      <w:sz w:val="21"/>
+      <w:szCs w:val="21"/>
+    </w:rPr>
+  </w:style>
+  <w:style w:type="character" w:customStyle="1" w:styleId="RCChar0">
+    <w:name w:val="RC题注 Char"/>
+    <w:basedOn w:val="ab"/>
+    <w:link w:val="RC0"/>
+    <w:qFormat/>
+    <w:rsid w:val="00715582"/>
+    <w:rPr>
+      <w:rFonts w:eastAsia="黑体" w:cstheme="majorBidi"/>
+      <w:kern w:val="2"/>
+      <w:sz w:val="21"/>
+      <w:szCs w:val="21"/>
+    </w:rPr>
+  </w:style>
 </w:styles>
 </file>
 
